--- a/testakten/familienrecht-wechselmodell-unterhalt-selbststaendige-kiel/09_entwurf_naechstes_schreiben.docx
+++ b/testakten/familienrecht-wechselmodell-unterhalt-selbststaendige-kiel/09_entwurf_naechstes_schreiben.docx
@@ -4,79 +4,213 @@
   <w:body>
     <w:p>
       <w:pPr>
-        <w:pStyle w:val="Heading1"/>
+        <w:spacing w:after="40"/>
       </w:pPr>
       <w:r>
-        <w:t>Entwurf nächstes Schreiben</w:t>
+        <w:rPr>
+          <w:rFonts w:ascii="Arial" w:hAnsi="Arial"/>
+          <w:b/>
+          <w:color w:val="17365D"/>
+          <w:sz w:val="17"/>
+        </w:rPr>
+        <w:t>SCHREIBENENTWURF</w:t>
       </w:r>
     </w:p>
     <w:p>
       <w:pPr>
-        <w:pStyle w:val="Heading2"/>
+        <w:spacing w:after="40"/>
       </w:pPr>
       <w:r>
-        <w:t>1. Betreff und Ziel</w:t>
-      </w:r>
-    </w:p>
-    <w:p>
-      <w:r>
-        <w:t>Henning ./. Henning - Unterhalt und Betreuung</w:t>
-      </w:r>
-    </w:p>
-    <w:p>
-      <w:r>
-        <w:t>Der Entwurf hält den Sachverhalt bewusst offen, verlangt Belege nach und wahrt Fristen.</w:t>
+        <w:rPr>
+          <w:rFonts w:ascii="Arial" w:hAnsi="Arial"/>
+          <w:b/>
+          <w:sz w:val="25"/>
+        </w:rPr>
+        <w:t>Kanzlei Förde Familienrecht</w:t>
       </w:r>
     </w:p>
     <w:p>
       <w:pPr>
-        <w:pStyle w:val="Heading2"/>
+        <w:spacing w:after="200"/>
       </w:pPr>
       <w:r>
-        <w:t>2. Forderungen oder Anträge</w:t>
-      </w:r>
-    </w:p>
-    <w:p>
-      <w:r>
-        <w:t>Auskunft über Gewinnermittlung 2024 bis Juni 2026 verlangen.</w:t>
-      </w:r>
-    </w:p>
-    <w:p>
-      <w:r>
-        <w:t>Betreuungstage nach Nächten, Ferien und Krankheit getrennt erfassen.</w:t>
-      </w:r>
-    </w:p>
-    <w:p>
-      <w:r>
-        <w:t>Mehrbedarf in laufend, einmalig und freiwillig trennen.</w:t>
-      </w:r>
-    </w:p>
-    <w:p>
-      <w:r>
-        <w:t>Frist für Zahlung unter Vorbehalt bis 20.07.2026 setzen.</w:t>
+        <w:rPr>
+          <w:rFonts w:ascii="Arial" w:hAnsi="Arial"/>
+          <w:color w:val="586069"/>
+          <w:sz w:val="17"/>
+        </w:rPr>
+        <w:t>Sophienblatt 46 | 24114 Kiel | Telefon 0431 908620</w:t>
       </w:r>
     </w:p>
     <w:p>
       <w:pPr>
-        <w:pStyle w:val="Heading2"/>
+        <w:spacing w:after="160"/>
       </w:pPr>
       <w:r>
-        <w:t>3. Anlagenlogik</w:t>
+        <w:t>Kanzlei Ostsee Recht</w:t>
       </w:r>
     </w:p>
     <w:p>
+      <w:pPr>
+        <w:spacing w:after="80"/>
+      </w:pPr>
       <w:r>
-        <w:t>Anlagen werden nach Aktenstück und Datum bezeichnet; widersprüchliche Unterlagen bleiben kenntlich.</w:t>
+        <w:rPr>
+          <w:rFonts w:ascii="Arial" w:hAnsi="Arial"/>
+          <w:color w:val="586069"/>
+          <w:sz w:val="18"/>
+        </w:rPr>
+        <w:t>Datum: 10.07.2026  |  Zeichen: FF/26-217 RH</w:t>
+      </w:r>
+    </w:p>
+    <w:p>
+      <w:pPr>
+        <w:pStyle w:val="Title"/>
+      </w:pPr>
+      <w:r>
+        <w:t>Henning ./. Henning - Auskunft, Zahlung und Betreuung</w:t>
+      </w:r>
+    </w:p>
+    <w:p>
+      <w:pPr>
+        <w:jc w:val="both"/>
+      </w:pPr>
+      <w:r>
+        <w:t>Sehr geehrter Herr Kollege Voß, die übersandten Unterlagen ermöglichen einen ersten Korridor, aber noch keine abschließende Unterhaltsberechnung. Wir schlagen daher eine befristete Zahlung und einen verbindlichen Tatsachenabgleich vor.</w:t>
+      </w:r>
+    </w:p>
+    <w:p>
+      <w:pPr>
+        <w:pStyle w:val="Heading1"/>
+      </w:pPr>
+      <w:r>
+        <w:t>1. Auskunftslücken</w:t>
+      </w:r>
+    </w:p>
+    <w:p>
+      <w:pPr>
+        <w:jc w:val="both"/>
+      </w:pPr>
+      <w:r>
+        <w:t>Bitte reichen Sie die vollständigen Konten, Steuerbescheide, Fahrzeugunterlagen und Nachweise zu Altersvorsorge sowie Praxisdarlehen nach. Zu zwei Geräten ist die private Nutzung zu klären. Unsere Mandantin legt ihrerseits Gehaltsabrechnungen, Bonusvereinbarung, Steuerbescheid und Vorsorgenachweise vor.</w:t>
+      </w:r>
+    </w:p>
+    <w:p>
+      <w:pPr>
+        <w:pStyle w:val="Heading1"/>
+      </w:pPr>
+      <w:r>
+        <w:t>2. Betreuung</w:t>
+      </w:r>
+    </w:p>
+    <w:p>
+      <w:pPr>
+        <w:jc w:val="both"/>
+      </w:pPr>
+      <w:r>
+        <w:t>Die Kalender weisen elf Abweichungen auf. Bis 17. Juli sollen beide Eltern ausschließlich mit Belegangabe korrigieren. Betreuungstage, Zusatzbetreuung und bedarfsdeckende Sachleistungen bleiben getrennte Spalten. Das Ergebnis darf nicht vorab als feste Prozentquote bezeichnet werden.</w:t>
+      </w:r>
+    </w:p>
+    <w:p>
+      <w:pPr>
+        <w:pStyle w:val="Heading1"/>
+      </w:pPr>
+      <w:r>
+        <w:t>3. Vorläufige Zahlung</w:t>
+      </w:r>
+    </w:p>
+    <w:p>
+      <w:pPr>
+        <w:jc w:val="both"/>
+      </w:pPr>
+      <w:r>
+        <w:t>Unsere Mandantin ist bereit, bis zur vollständigen Berechnung eine monatliche Zahlung von 750 Euro zuzüglich Musikschule und hälftiger unstreitiger Mehrbedarfe zu akzeptieren. Die Zahlung erfolgt unter Anpassungsvorbehalt ab August 2026 und ohne Präjudiz für Rückstände.</w:t>
+      </w:r>
+    </w:p>
+    <w:p>
+      <w:pPr>
+        <w:pStyle w:val="Heading1"/>
+      </w:pPr>
+      <w:r>
+        <w:t>4. Kinderkosten und Organisation</w:t>
+      </w:r>
+    </w:p>
+    <w:p>
+      <w:pPr>
+        <w:jc w:val="both"/>
+      </w:pPr>
+      <w:r>
+        <w:t>Klassenfahrt und Hort sind belegt. Für die Kieferorthopädie wird zunächst die Kassenentscheidung eingeholt. Übergaben erfolgen über Schule oder Hort; kurzfristige Änderungen werden im gemeinsamen Kalender dokumentiert. Finanzkommunikation bleibt von den Kindern fern.</w:t>
+      </w:r>
+    </w:p>
+    <w:p>
+      <w:pPr>
+        <w:jc w:val="both"/>
+      </w:pPr>
+      <w:r>
+        <w:t>Mit freundlichen kollegialen Grüßen Svenja Cordes Rechtsanwältin</w:t>
       </w:r>
     </w:p>
     <w:sectPr>
-      <w:pgSz w:w="12240" w:h="15840"/>
-      <w:pgMar w:top="1440" w:right="1800" w:bottom="1440" w:left="1800" w:header="720" w:footer="720" w:gutter="0"/>
+      <w:headerReference w:type="default" r:id="rId9"/>
+      <w:footerReference w:type="default" r:id="rId10"/>
+      <w:pgSz w:w="11906" w:h="16838"/>
+      <w:pgMar w:top="1020" w:right="1134" w:bottom="1020" w:left="1417" w:header="454" w:footer="454" w:gutter="0"/>
       <w:cols w:space="720"/>
       <w:docGrid w:linePitch="360"/>
     </w:sectPr>
   </w:body>
 </w:document>
+</file>
+
+<file path=word/footer1.xml><?xml version="1.0" encoding="utf-8"?>
+<w:ftr xmlns:m="http://schemas.openxmlformats.org/officeDocument/2006/math" xmlns:mc="http://schemas.openxmlformats.org/markup-compatibility/2006" xmlns:mo="http://schemas.microsoft.com/office/mac/office/2008/main" xmlns:mv="urn:schemas-microsoft-com:mac:vml" xmlns:o="urn:schemas-microsoft-com:office:office" xmlns:r="http://schemas.openxmlformats.org/officeDocument/2006/relationships" xmlns:v="urn:schemas-microsoft-com:vml" xmlns:w10="urn:schemas-microsoft-com:office:word" xmlns:w14="http://schemas.microsoft.com/office/word/2010/wordml" xmlns:w="http://schemas.openxmlformats.org/wordprocessingml/2006/main" xmlns:wne="http://schemas.microsoft.com/office/word/2006/wordml" xmlns:wp14="http://schemas.microsoft.com/office/word/2010/wordprocessingDrawing" xmlns:wp="http://schemas.openxmlformats.org/drawingml/2006/wordprocessingDrawing" xmlns:wpc="http://schemas.microsoft.com/office/word/2010/wordprocessingCanvas" xmlns:wpg="http://schemas.microsoft.com/office/word/2010/wordprocessingGroup" xmlns:wpi="http://schemas.microsoft.com/office/word/2010/wordprocessingInk" xmlns:wps="http://schemas.microsoft.com/office/word/2010/wordprocessingShape" mc:Ignorable="w14 wp14">
+  <w:p>
+    <w:pPr>
+      <w:pStyle w:val="Footer"/>
+      <w:spacing w:before="0"/>
+      <w:jc w:val="right"/>
+    </w:pPr>
+    <w:r>
+      <w:rPr>
+        <w:rFonts w:ascii="Arial" w:hAnsi="Arial"/>
+        <w:color w:val="586069"/>
+        <w:sz w:val="16"/>
+      </w:rPr>
+      <w:t xml:space="preserve">Seite </w:t>
+    </w:r>
+    <w:r>
+      <w:rPr>
+        <w:rFonts w:ascii="Arial" w:hAnsi="Arial"/>
+        <w:color w:val="586069"/>
+        <w:sz w:val="16"/>
+      </w:rPr>
+      <w:fldChar w:fldCharType="begin"/>
+      <w:instrText xml:space="preserve"> PAGE </w:instrText>
+      <w:fldChar w:fldCharType="end"/>
+    </w:r>
+  </w:p>
+</w:ftr>
+</file>
+
+<file path=word/header1.xml><?xml version="1.0" encoding="utf-8"?>
+<w:hdr xmlns:m="http://schemas.openxmlformats.org/officeDocument/2006/math" xmlns:mc="http://schemas.openxmlformats.org/markup-compatibility/2006" xmlns:mo="http://schemas.microsoft.com/office/mac/office/2008/main" xmlns:mv="urn:schemas-microsoft-com:mac:vml" xmlns:o="urn:schemas-microsoft-com:office:office" xmlns:r="http://schemas.openxmlformats.org/officeDocument/2006/relationships" xmlns:v="urn:schemas-microsoft-com:vml" xmlns:w10="urn:schemas-microsoft-com:office:word" xmlns:w14="http://schemas.microsoft.com/office/word/2010/wordml" xmlns:w="http://schemas.openxmlformats.org/wordprocessingml/2006/main" xmlns:wne="http://schemas.microsoft.com/office/word/2006/wordml" xmlns:wp14="http://schemas.microsoft.com/office/word/2010/wordprocessingDrawing" xmlns:wp="http://schemas.openxmlformats.org/drawingml/2006/wordprocessingDrawing" xmlns:wpc="http://schemas.microsoft.com/office/word/2010/wordprocessingCanvas" xmlns:wpg="http://schemas.microsoft.com/office/word/2010/wordprocessingGroup" xmlns:wpi="http://schemas.microsoft.com/office/word/2010/wordprocessingInk" xmlns:wps="http://schemas.microsoft.com/office/word/2010/wordprocessingShape" mc:Ignorable="w14 wp14">
+  <w:p>
+    <w:pPr>
+      <w:pStyle w:val="Header"/>
+      <w:spacing w:after="0"/>
+      <w:jc w:val="right"/>
+    </w:pPr>
+    <w:r>
+      <w:rPr>
+        <w:rFonts w:ascii="Arial" w:hAnsi="Arial"/>
+        <w:color w:val="586069"/>
+        <w:sz w:val="16"/>
+      </w:rPr>
+      <w:t>Kanzlei Förde Familienrecht  |  FF/26-217 RH</w:t>
+    </w:r>
+  </w:p>
+</w:hdr>
 </file>
 
 <file path=word/numbering.xml><?xml version="1.0" encoding="utf-8"?>
@@ -442,9 +576,13 @@
     <w:name w:val="Normal"/>
     <w:qFormat/>
     <w:rsid w:val="00FC693F"/>
+    <w:pPr>
+      <w:widowControl/>
+      <w:spacing w:before="0" w:after="120" w:line="276" w:lineRule="auto"/>
+    </w:pPr>
     <w:rPr>
-      <w:rFonts w:ascii="Times New Roman" w:hAnsi="Times New Roman"/>
-      <w:sz w:val="22"/>
+      <w:rFonts w:ascii="Arial" w:hAnsi="Arial"/>
+      <w:sz w:val="21"/>
     </w:rPr>
   </w:style>
   <w:style w:type="paragraph" w:styleId="Header">
@@ -502,15 +640,15 @@
     <w:pPr>
       <w:keepNext/>
       <w:keepLines/>
-      <w:spacing w:before="480" w:after="0"/>
+      <w:spacing w:before="240" w:after="120"/>
       <w:outlineLvl w:val="0"/>
     </w:pPr>
     <w:rPr>
-      <w:rFonts w:asciiTheme="majorHAnsi" w:eastAsiaTheme="majorEastAsia" w:hAnsiTheme="majorHAnsi" w:cstheme="majorBidi" w:ascii="Times New Roman" w:hAnsi="Times New Roman"/>
+      <w:rFonts w:asciiTheme="majorHAnsi" w:eastAsiaTheme="majorEastAsia" w:hAnsiTheme="majorHAnsi" w:cstheme="majorBidi" w:ascii="Arial" w:hAnsi="Arial"/>
       <w:b/>
       <w:bCs/>
-      <w:color w:val="365F91" w:themeColor="accent1" w:themeShade="BF"/>
-      <w:sz w:val="26"/>
+      <w:color w:val="17365D"/>
+      <w:sz w:val="25"/>
       <w:szCs w:val="28"/>
     </w:rPr>
   </w:style>
@@ -526,15 +664,15 @@
     <w:pPr>
       <w:keepNext/>
       <w:keepLines/>
-      <w:spacing w:before="200" w:after="0"/>
+      <w:spacing w:before="200" w:after="100"/>
       <w:outlineLvl w:val="1"/>
     </w:pPr>
     <w:rPr>
-      <w:rFonts w:asciiTheme="majorHAnsi" w:eastAsiaTheme="majorEastAsia" w:hAnsiTheme="majorHAnsi" w:cstheme="majorBidi" w:ascii="Times New Roman" w:hAnsi="Times New Roman"/>
+      <w:rFonts w:asciiTheme="majorHAnsi" w:eastAsiaTheme="majorEastAsia" w:hAnsiTheme="majorHAnsi" w:cstheme="majorBidi" w:ascii="Arial" w:hAnsi="Arial"/>
       <w:b/>
       <w:bCs/>
-      <w:color w:val="4F81BD" w:themeColor="accent1"/>
-      <w:sz w:val="24"/>
+      <w:color w:val="17365D"/>
+      <w:sz w:val="23"/>
       <w:szCs w:val="26"/>
     </w:rPr>
   </w:style>
@@ -550,15 +688,15 @@
     <w:pPr>
       <w:keepNext/>
       <w:keepLines/>
-      <w:spacing w:before="200" w:after="0"/>
+      <w:spacing w:before="160" w:after="80"/>
       <w:outlineLvl w:val="2"/>
     </w:pPr>
     <w:rPr>
-      <w:rFonts w:asciiTheme="majorHAnsi" w:eastAsiaTheme="majorEastAsia" w:hAnsiTheme="majorHAnsi" w:cstheme="majorBidi" w:ascii="Times New Roman" w:hAnsi="Times New Roman"/>
+      <w:rFonts w:asciiTheme="majorHAnsi" w:eastAsiaTheme="majorEastAsia" w:hAnsiTheme="majorHAnsi" w:cstheme="majorBidi" w:ascii="Arial" w:hAnsi="Arial"/>
       <w:b/>
       <w:bCs/>
-      <w:color w:val="4F81BD" w:themeColor="accent1"/>
-      <w:sz w:val="24"/>
+      <w:color w:val="17365D"/>
+      <w:sz w:val="21"/>
     </w:rPr>
   </w:style>
   <w:style w:type="paragraph" w:styleId="Heading4">
@@ -792,15 +930,16 @@
       <w:pBdr>
         <w:bottom w:val="single" w:sz="8" w:space="4" w:color="4F81BD" w:themeColor="accent1"/>
       </w:pBdr>
-      <w:spacing w:after="300" w:line="240" w:lineRule="auto"/>
+      <w:spacing w:after="200" w:line="240" w:lineRule="auto" w:before="160"/>
       <w:contextualSpacing/>
     </w:pPr>
     <w:rPr>
-      <w:rFonts w:asciiTheme="majorHAnsi" w:eastAsiaTheme="majorEastAsia" w:hAnsiTheme="majorHAnsi" w:cstheme="majorBidi"/>
-      <w:color w:val="17365D" w:themeColor="text2" w:themeShade="BF"/>
+      <w:rFonts w:asciiTheme="majorHAnsi" w:eastAsiaTheme="majorEastAsia" w:hAnsiTheme="majorHAnsi" w:cstheme="majorBidi" w:ascii="Arial" w:hAnsi="Arial"/>
+      <w:b/>
+      <w:color w:val="17365D"/>
       <w:spacing w:val="5"/>
       <w:kern w:val="28"/>
-      <w:sz w:val="52"/>
+      <w:sz w:val="30"/>
       <w:szCs w:val="52"/>
     </w:rPr>
   </w:style>
